--- a/supabase/functions/_shared/group-doc-templates/goreltech/group-package/v1/templates/pass.docx
+++ b/supabase/functions/_shared/group-doc-templates/goreltech/group-package/v1/templates/pass.docx
@@ -1524,7 +1524,7 @@
           <w:sz w:val="20"/>
           <w:szCs w:val="20"/>
         </w:rPr>
-        <w:t>Генеральный директор ________________________________ / [[ORG_DIRECTOR_SHORT]] /</w:t>
+        <w:t>[[SIGNATORY_POSITION]] ________________________________ / [[SIGNATORY_SHORT]] /</w:t>
       </w:r>
     </w:p>
     <w:sectPr>

--- a/supabase/functions/_shared/group-doc-templates/goreltech/group-package/v1/templates/pass.docx
+++ b/supabase/functions/_shared/group-doc-templates/goreltech/group-package/v1/templates/pass.docx
@@ -242,6 +242,8 @@
             <w:r>
               <w:rPr>
                 <w:b/>
+                <w:sz w:val="13"/>
+                <w:szCs w:val="13"/>
               </w:rPr>
               <w:t>№</w:t>
             </w:r>
@@ -315,9 +317,9 @@
             <w:r>
               <w:rPr>
                 <w:b/>
-                <w:sz w:val="13"/>
-                <w:szCs w:val="13"/>
                 <w:lang w:val="en-US"/>
+                <w:sz w:val="13"/>
+                <w:szCs w:val="13"/>
               </w:rPr>
               <w:t>E-mail</w:t>
             </w:r>
@@ -462,6 +464,10 @@
           <w:tcPr>
             <w:tcW w:w="503" w:type="dxa"/>
             <w:vAlign w:val="center"/>
+            <w:tcMar>
+              <w:left w:w="54" w:type="dxa"/>
+              <w:right w:w="54" w:type="dxa"/>
+            </w:tcMar>
           </w:tcPr>
           <w:p>
             <w:pPr>
@@ -518,6 +524,10 @@
           <w:tcPr>
             <w:tcW w:w="522" w:type="dxa"/>
             <w:vAlign w:val="center"/>
+            <w:tcMar>
+              <w:left w:w="54" w:type="dxa"/>
+              <w:right w:w="54" w:type="dxa"/>
+            </w:tcMar>
           </w:tcPr>
           <w:p>
             <w:pPr>
@@ -574,6 +584,10 @@
           <w:tcPr>
             <w:tcW w:w="521" w:type="dxa"/>
             <w:vAlign w:val="center"/>
+            <w:tcMar>
+              <w:left w:w="54" w:type="dxa"/>
+              <w:right w:w="54" w:type="dxa"/>
+            </w:tcMar>
           </w:tcPr>
           <w:p>
             <w:pPr>
@@ -630,6 +644,10 @@
           <w:tcPr>
             <w:tcW w:w="452" w:type="dxa"/>
             <w:vAlign w:val="center"/>
+            <w:tcMar>
+              <w:left w:w="54" w:type="dxa"/>
+              <w:right w:w="54" w:type="dxa"/>
+            </w:tcMar>
           </w:tcPr>
           <w:p>
             <w:pPr>
@@ -699,6 +717,8 @@
             <w:r>
               <w:rPr>
                 <w:b/>
+                <w:sz w:val="13"/>
+                <w:szCs w:val="13"/>
               </w:rPr>
               <w:t>[[N]]</w:t>
             </w:r>
@@ -717,6 +737,8 @@
             <w:r>
               <w:rPr>
                 <w:color w:val="EE0000"/>
+                <w:sz w:val="13"/>
+                <w:szCs w:val="13"/>
               </w:rPr>
               <w:t>[[STUDENT_NAME]]</w:t>
             </w:r>
@@ -756,6 +778,8 @@
             <w:r>
               <w:rPr>
                 <w:bCs/>
+                <w:sz w:val="13"/>
+                <w:szCs w:val="13"/>
               </w:rPr>
               <w:t>[[EMAIL]]</w:t>
             </w:r>
@@ -778,6 +802,10 @@
               <w:jc w:val="center"/>
             </w:pPr>
             <w:r>
+              <w:rPr>
+                <w:sz w:val="13"/>
+                <w:szCs w:val="13"/>
+              </w:rPr>
               <w:t>[[PHONE]]</w:t>
             </w:r>
             <w:r>
@@ -812,6 +840,8 @@
             <w:r>
               <w:rPr>
                 <w:rFonts w:ascii="Times New Roman" w:hAnsi="Times New Roman" w:eastAsia="Times New Roman"/>
+                <w:sz w:val="13"/>
+                <w:szCs w:val="13"/>
               </w:rPr>
               <w:t>[[DAY_1]]</w:t>
             </w:r>
@@ -832,6 +862,8 @@
             <w:r>
               <w:rPr>
                 <w:rFonts w:ascii="Times New Roman" w:hAnsi="Times New Roman" w:eastAsia="Times New Roman"/>
+                <w:sz w:val="13"/>
+                <w:szCs w:val="13"/>
               </w:rPr>
               <w:t>[[DAY_2]]</w:t>
             </w:r>
@@ -852,6 +884,8 @@
             <w:r>
               <w:rPr>
                 <w:rFonts w:ascii="Times New Roman" w:hAnsi="Times New Roman" w:eastAsia="Times New Roman"/>
+                <w:sz w:val="13"/>
+                <w:szCs w:val="13"/>
               </w:rPr>
               <w:t>[[DAY_3]]</w:t>
             </w:r>
@@ -872,6 +906,8 @@
             <w:r>
               <w:rPr>
                 <w:rFonts w:ascii="Times New Roman" w:hAnsi="Times New Roman" w:eastAsia="Times New Roman"/>
+                <w:sz w:val="13"/>
+                <w:szCs w:val="13"/>
               </w:rPr>
               <w:t>[[DAY_4]]</w:t>
             </w:r>
@@ -893,6 +929,8 @@
             <w:r>
               <w:rPr>
                 <w:b/>
+                <w:sz w:val="13"/>
+                <w:szCs w:val="13"/>
               </w:rPr>
               <w:t>2</w:t>
             </w:r>
@@ -1017,6 +1055,8 @@
             <w:r>
               <w:rPr>
                 <w:b/>
+                <w:sz w:val="13"/>
+                <w:szCs w:val="13"/>
               </w:rPr>
               <w:t>3</w:t>
             </w:r>
@@ -1145,6 +1185,8 @@
             <w:r>
               <w:rPr>
                 <w:b/>
+                <w:sz w:val="13"/>
+                <w:szCs w:val="13"/>
               </w:rPr>
               <w:t>4</w:t>
             </w:r>
@@ -1271,6 +1313,8 @@
             <w:r>
               <w:rPr>
                 <w:b/>
+                <w:sz w:val="13"/>
+                <w:szCs w:val="13"/>
               </w:rPr>
               <w:t>5</w:t>
             </w:r>
@@ -1397,6 +1441,8 @@
             <w:r>
               <w:rPr>
                 <w:b/>
+                <w:sz w:val="13"/>
+                <w:szCs w:val="13"/>
               </w:rPr>
               <w:t>6</w:t>
             </w:r>
